--- a/policies/build/sop_record_masters/ROM/SOP_ROM.4.a_risk_management.docx
+++ b/policies/build/sop_record_masters/ROM/SOP_ROM.4.a_risk_management.docx
@@ -42,7 +42,7 @@
           </w:p>
           <w:p>
             <w:r>
-              <w:t>This SOP explains how «Hospital Name» manages risk proactively. If you're new to this SOP: a risk only counts as managed once it's in the register with a likelihood, an impact, a mitigation action and a responsible person — a risk discussed verbally and never written down is not being managed under this SOP.</w:t>
+              <w:t>This SOP explains how «Hospital Name» manages risk proactively, including a risk severe enough that it can't wait for the next scheduled review. If you're new to this SOP: a risk only counts as managed once it's in the register with a likelihood, an impact, a mitigation action and a responsible person — and a high-severity risk gets escalated the same day it's found, not logged for the quarterly meeting.</w:t>
             </w:r>
           </w:p>
         </w:tc>
@@ -208,7 +208,7 @@
     </w:p>
     <w:p>
       <w:r>
-        <w:t>This SOP sets out how «Hospital Name»'s management maintains and reviews a risk register across clinical, operational, financial and compliance domains, so that risk is managed proactively as a management responsibility — not only noticed after something has already gone wrong.</w:t>
+        <w:t>This SOP sets out how «Hospital Name»'s management maintains and reviews a risk register across clinical, operational, financial and compliance domains, including escalating a high-severity risk immediately rather than holding it for the next scheduled review, so that risk is managed proactively as a management responsibility.</w:t>
       </w:r>
     </w:p>
     <w:p>
@@ -240,7 +240,7 @@
         <w:t xml:space="preserve">Medical Superintendent: </w:t>
       </w:r>
       <w:r>
-        <w:t>maintains the risk register and reviews it quarterly.</w:t>
+        <w:t>maintains the risk register, reviews it quarterly, and acts immediately on any risk flagged as high-severity rather than waiting for the quarterly cycle.</w:t>
       </w:r>
     </w:p>
     <w:p>
@@ -251,7 +251,7 @@
         <w:t xml:space="preserve">Governing Body: </w:t>
       </w:r>
       <w:r>
-        <w:t>reviews the risk-management programme half-yearly.</w:t>
+        <w:t>reviews the risk-management programme half-yearly, and is notified immediately of any high-severity risk.</w:t>
       </w:r>
     </w:p>
     <w:p>
@@ -262,7 +262,7 @@
         <w:t xml:space="preserve">Department / Service Heads: </w:t>
       </w:r>
       <w:r>
-        <w:t>identify and escalate risks within their area to the risk register.</w:t>
+        <w:t>identify and escalate risks within their area to the risk register, flagging a high-severity risk for immediate escalation rather than routine logging.</w:t>
       </w:r>
     </w:p>
     <w:p>
@@ -307,7 +307,36 @@
         <w:pStyle w:val="Heading2"/>
       </w:pPr>
       <w:r>
-        <w:t>4.2 Review quarterly and half-yearly</w:t>
+        <w:t>4.2 Escalate a high-severity risk immediately</w:t>
+      </w:r>
+    </w:p>
+    <w:p>
+      <w:r>
+        <w:rPr>
+          <w:b/>
+        </w:rPr>
+        <w:t xml:space="preserve">Why this step matters: </w:t>
+      </w:r>
+      <w:r>
+        <w:t>A newly identified risk with a high likelihood and a severe impact — a structural defect, an equipment failure that could harm a patient — cannot wait for the next quarterly meeting to be acted on; holding it for the scheduled cycle turns proactive risk management into reactive paperwork.</w:t>
+      </w:r>
+    </w:p>
+    <w:p>
+      <w:r>
+        <w:t>1. A risk rated high likelihood and high (or severe) impact is escalated by the identifying department head to the Medical Superintendent the same day, not logged for the next quarterly review.</w:t>
+      </w:r>
+    </w:p>
+    <w:p>
+      <w:r>
+        <w:t>2. The Medical Superintendent decides on immediate mitigating action and notifies the governing body without waiting for the half-yearly review. (Record 1-2)</w:t>
+      </w:r>
+    </w:p>
+    <w:p>
+      <w:pPr>
+        <w:pStyle w:val="Heading2"/>
+      </w:pPr>
+      <w:r>
+        <w:t>4.3 Review quarterly and half-yearly</w:t>
       </w:r>
     </w:p>
     <w:p>
@@ -336,7 +365,7 @@
         <w:pStyle w:val="Heading2"/>
       </w:pPr>
       <w:r>
-        <w:t>4.3 Connect to the strategic plan</w:t>
+        <w:t>4.4 Connect to the strategic plan</w:t>
       </w:r>
     </w:p>
     <w:p>
@@ -365,7 +394,7 @@
     </w:p>
     <w:p>
       <w:r>
-        <w:t>This SOP produces and maintains Records 1 (see the ROM.4 Records folder).</w:t>
+        <w:t>This SOP produces and maintains Records 1-2 (see the ROM.4 Records folder).</w:t>
       </w:r>
     </w:p>
     <w:p>
@@ -430,7 +459,7 @@
     </w:p>
     <w:p>
       <w:r>
-        <w:t>This SOP is reviewed at least annually by the Quality Coordinator together with the Medical Superintendent, and sooner after a significant risk event.</w:t>
+        <w:t>This SOP is reviewed at least annually by the Quality Coordinator together with the Medical Superintendent, and sooner after a significant risk event or a high-severity risk escalation.</w:t>
       </w:r>
     </w:p>
     <w:sectPr>

--- a/policies/build/sop_record_masters/ROM/SOP_ROM.4.a_risk_management.docx
+++ b/policies/build/sop_record_masters/ROM/SOP_ROM.4.a_risk_management.docx
@@ -300,6 +300,35 @@
     <w:p>
       <w:r>
         <w:t>2. Each risk entry states the risk, the likelihood, the impact, the mitigation action, the responsible person and the review date. (Record 1)</w:t>
+      </w:r>
+    </w:p>
+    <w:p>
+      <w:r>
+        <w:rPr>
+          <w:b/>
+          <w:i/>
+        </w:rPr>
+        <w:t xml:space="preserve">Technical source(s) for this step: </w:t>
+      </w:r>
+    </w:p>
+    <w:p>
+      <w:pPr>
+        <w:pStyle w:val="ListParagraph"/>
+      </w:pPr>
+      <w:r>
+        <w:t xml:space="preserve">International Organization for Standardization. (2018). </w:t>
+      </w:r>
+      <w:hyperlink r:id="rId10">
+        <w:r>
+          <w:rPr>
+            <w:color w:val="0563C1"/>
+            <w:u w:val="single"/>
+          </w:rPr>
+          <w:t>ISO 31000:2018, Risk management — Guidelines</w:t>
+        </w:r>
+      </w:hyperlink>
+      <w:r>
+        <w:t>. Referenced as the internationally recognised framework for identifying, rating and treating risk that the register fields above follow (risk statement, likelihood, impact, treatment, owner, review); SHCO accreditation does not itself require ISO 31000 certification.</w:t>
       </w:r>
     </w:p>
     <w:p>

--- a/policies/build/sop_record_masters/ROM/SOP_ROM.4.a_risk_management.docx
+++ b/policies/build/sop_record_masters/ROM/SOP_ROM.4.a_risk_management.docx
@@ -314,6 +314,7 @@
     <w:p>
       <w:pPr>
         <w:pStyle w:val="ListParagraph"/>
+        <w:spacing w:after="200" w:before="40"/>
       </w:pPr>
       <w:r>
         <w:t xml:space="preserve">International Organization for Standardization. (2018). </w:t>
@@ -461,6 +462,7 @@
     <w:p>
       <w:pPr>
         <w:pStyle w:val="ListParagraph"/>
+        <w:spacing w:after="200" w:before="40"/>
       </w:pPr>
       <w:r>
         <w:t xml:space="preserve">National Accreditation Board for Hospitals and Healthcare Providers. (2022). Standards for Small Healthcare Organisations (3rd ed.). </w:t>

--- a/policies/build/sop_record_masters/ROM/SOP_ROM.4.a_risk_management.docx
+++ b/policies/build/sop_record_masters/ROM/SOP_ROM.4.a_risk_management.docx
@@ -314,10 +314,11 @@
     <w:p>
       <w:pPr>
         <w:pStyle w:val="ListParagraph"/>
-        <w:spacing w:after="200" w:before="40"/>
+        <w:spacing w:after="240" w:before="80"/>
+        <w:contextualSpacing w:val="0"/>
       </w:pPr>
       <w:r>
-        <w:t xml:space="preserve">International Organization for Standardization. (2018). </w:t>
+        <w:t xml:space="preserve">• International Organization for Standardization. (2018). </w:t>
       </w:r>
       <w:hyperlink r:id="rId10">
         <w:r>
@@ -462,10 +463,11 @@
     <w:p>
       <w:pPr>
         <w:pStyle w:val="ListParagraph"/>
-        <w:spacing w:after="200" w:before="40"/>
+        <w:spacing w:after="240" w:before="80"/>
+        <w:contextualSpacing w:val="0"/>
       </w:pPr>
       <w:r>
-        <w:t xml:space="preserve">National Accreditation Board for Hospitals and Healthcare Providers. (2022). Standards for Small Healthcare Organisations (3rd ed.). </w:t>
+        <w:t xml:space="preserve">• National Accreditation Board for Hospitals and Healthcare Providers. (2022). Standards for Small Healthcare Organisations (3rd ed.). </w:t>
       </w:r>
       <w:hyperlink r:id="rId9">
         <w:r>

--- a/policies/build/sop_record_masters/ROM/SOP_ROM.4.a_risk_management.docx
+++ b/policies/build/sop_record_masters/ROM/SOP_ROM.4.a_risk_management.docx
@@ -14,40 +14,9 @@
     </w:p>
     <w:p>
       <w:r>
-        <w:t>«Hospital Name» — Supports ROM.4.a</w:t>
+        <w:t>«Hospital Name» — SOP-ROM.4.a — Version 1.0</w:t>
       </w:r>
     </w:p>
-    <w:p/>
-    <w:tbl>
-      <w:tblPr>
-        <w:tblStyle w:val="TableGrid"/>
-        <w:tblW w:type="auto" w:w="0"/>
-        <w:tblLook w:firstColumn="1" w:firstRow="1" w:lastColumn="0" w:lastRow="0" w:noHBand="0" w:noVBand="1" w:val="04A0"/>
-      </w:tblPr>
-      <w:tblGrid>
-        <w:gridCol w:w="8640"/>
-      </w:tblGrid>
-      <w:tr>
-        <w:tc>
-          <w:tcPr>
-            <w:tcW w:type="dxa" w:w="8640"/>
-          </w:tcPr>
-          <w:p>
-            <w:r>
-              <w:rPr>
-                <w:b/>
-              </w:rPr>
-              <w:t>Why does this SOP exist? (read this first if you're new)</w:t>
-            </w:r>
-          </w:p>
-          <w:p>
-            <w:r>
-              <w:t>This SOP explains how «Hospital Name» manages risk proactively, including a risk severe enough that it can't wait for the next scheduled review. If you're new to this SOP: a risk only counts as managed once it's in the register with a likelihood, an impact, a mitigation action and a responsible person — and a high-severity risk gets escalated the same day it's found, not logged for the quarterly meeting.</w:t>
-            </w:r>
-          </w:p>
-        </w:tc>
-      </w:tr>
-    </w:tbl>
     <w:p/>
     <w:tbl>
       <w:tblPr>
@@ -62,9 +31,6 @@
         <w:gridCol w:w="2160"/>
       </w:tblGrid>
       <w:tr>
-        <w:trPr>
-          <w:cantSplit/>
-        </w:trPr>
         <w:tc>
           <w:tcPr>
             <w:tcW w:type="dxa" w:w="2160"/>
@@ -81,7 +47,7 @@
           </w:tcPr>
           <w:p>
             <w:r>
-              <w:t>«Hospital to define»</w:t>
+              <w:t>SOP-ROM.4.a</w:t>
             </w:r>
           </w:p>
         </w:tc>
@@ -107,9 +73,6 @@
         </w:tc>
       </w:tr>
       <w:tr>
-        <w:trPr>
-          <w:cantSplit/>
-        </w:trPr>
         <w:tc>
           <w:tcPr>
             <w:tcW w:type="dxa" w:w="2160"/>
@@ -151,51 +114,6 @@
           </w:p>
         </w:tc>
       </w:tr>
-      <w:tr>
-        <w:trPr>
-          <w:cantSplit/>
-        </w:trPr>
-        <w:tc>
-          <w:tcPr>
-            <w:tcW w:type="dxa" w:w="2160"/>
-          </w:tcPr>
-          <w:p>
-            <w:r>
-              <w:t>Prepared By</w:t>
-            </w:r>
-          </w:p>
-        </w:tc>
-        <w:tc>
-          <w:tcPr>
-            <w:tcW w:type="dxa" w:w="2160"/>
-          </w:tcPr>
-          <w:p>
-            <w:r>
-              <w:t>Quality Coordinator   Name: ________   Signature: ________</w:t>
-            </w:r>
-          </w:p>
-        </w:tc>
-        <w:tc>
-          <w:tcPr>
-            <w:tcW w:type="dxa" w:w="2160"/>
-          </w:tcPr>
-          <w:p>
-            <w:r>
-              <w:t>Approved By</w:t>
-            </w:r>
-          </w:p>
-        </w:tc>
-        <w:tc>
-          <w:tcPr>
-            <w:tcW w:type="dxa" w:w="2160"/>
-          </w:tcPr>
-          <w:p>
-            <w:r>
-              <w:t>Medical Superintendent   Name: ________   Signature: ________</w:t>
-            </w:r>
-          </w:p>
-        </w:tc>
-      </w:tr>
     </w:tbl>
     <w:p/>
     <w:p>
@@ -206,9 +124,78 @@
         <w:t>1. Purpose</w:t>
       </w:r>
     </w:p>
+    <w:tbl>
+      <w:tblPr>
+        <w:tblStyle w:val="TableGrid"/>
+        <w:tblW w:type="auto" w:w="0"/>
+        <w:tblLook w:firstColumn="1" w:firstRow="1" w:lastColumn="0" w:lastRow="0" w:noHBand="0" w:noVBand="1" w:val="04A0"/>
+      </w:tblPr>
+      <w:tblGrid>
+        <w:gridCol w:w="8640"/>
+      </w:tblGrid>
+      <w:tr>
+        <w:tc>
+          <w:tcPr>
+            <w:tcW w:type="dxa" w:w="8640"/>
+          </w:tcPr>
+          <w:p>
+            <w:r>
+              <w:t>This SOP sets out how «Hospital Name»'s management maintains and reviews a risk register across clinical, operational, financial and compliance domains, including escalating a high-severity risk immediately rather than holding it for the next scheduled review, so risk is managed proactively as a management responsibility.</w:t>
+            </w:r>
+          </w:p>
+        </w:tc>
+      </w:tr>
+    </w:tbl>
+    <w:p/>
+    <w:tbl>
+      <w:tblPr>
+        <w:tblStyle w:val="TableGrid"/>
+        <w:tblW w:type="auto" w:w="0"/>
+        <w:tblLook w:firstColumn="1" w:firstRow="1" w:lastColumn="0" w:lastRow="0" w:noHBand="0" w:noVBand="1" w:val="04A0"/>
+      </w:tblPr>
+      <w:tblGrid>
+        <w:gridCol w:w="8640"/>
+      </w:tblGrid>
+      <w:tr>
+        <w:tc>
+          <w:tcPr>
+            <w:tcW w:type="dxa" w:w="8640"/>
+          </w:tcPr>
+          <w:p>
+            <w:r>
+              <w:t>A department head spots a structural defect that could cause real harm if it fails. This SOP is what gets it to the Medical Superintendent the same day, not logged for the next quarterly meeting three months away.</w:t>
+            </w:r>
+          </w:p>
+        </w:tc>
+      </w:tr>
+    </w:tbl>
+    <w:p/>
+    <w:tbl>
+      <w:tblPr>
+        <w:tblStyle w:val="TableGrid"/>
+        <w:tblW w:type="auto" w:w="0"/>
+        <w:tblLook w:firstColumn="1" w:firstRow="1" w:lastColumn="0" w:lastRow="0" w:noHBand="0" w:noVBand="1" w:val="04A0"/>
+      </w:tblPr>
+      <w:tblGrid>
+        <w:gridCol w:w="8640"/>
+      </w:tblGrid>
+      <w:tr>
+        <w:tc>
+          <w:tcPr>
+            <w:tcW w:type="dxa" w:w="8640"/>
+          </w:tcPr>
+          <w:p>
+            <w:r>
+              <w:t>We do this because a risk that's known about but sits unescalated until the next scheduled review is a risk that's had months to turn into actual harm. Acting the same a risk is identified, not when it's convenient to discuss it, is what keeps this proactive instead of reactive.</w:t>
+            </w:r>
+          </w:p>
+        </w:tc>
+      </w:tr>
+    </w:tbl>
+    <w:p/>
     <w:p>
       <w:r>
-        <w:t>This SOP sets out how «Hospital Name»'s management maintains and reviews a risk register across clinical, operational, financial and compliance domains, including escalating a high-severity risk immediately rather than holding it for the next scheduled review, so that risk is managed proactively as a management responsibility.</w:t>
+        <w:t>To define how «Hospital Name»'s management maintains and reviews a risk register across clinical, operational, financial and compliance domains, including escalating a high-severity risk immediately rather than holding it for the next scheduled review.</w:t>
       </w:r>
     </w:p>
     <w:p>
@@ -221,7 +208,18 @@
     </w:p>
     <w:p>
       <w:r>
-        <w:t>This SOP applies to the «Medical Superintendent», the governing body, and every department or service head who identifies and escalates risks.</w:t>
+        <w:rPr>
+          <w:i/>
+        </w:rPr>
+        <w:t xml:space="preserve">Why: </w:t>
+      </w:r>
+      <w:r>
+        <w:t>so every department head who spots a risk -- not just the Medical Superintendent -- knows this is theirs to raise, and knows a serious one doesn't wait for a meeting.</w:t>
+      </w:r>
+    </w:p>
+    <w:p>
+      <w:r>
+        <w:t>Applies to the Medical Superintendent, the governing body, and every department or service head who identifies and escalates risks.</w:t>
       </w:r>
     </w:p>
     <w:p>
@@ -235,12 +233,23 @@
     <w:p>
       <w:r>
         <w:rPr>
+          <w:i/>
+        </w:rPr>
+        <w:t xml:space="preserve">Why: </w:t>
+      </w:r>
+      <w:r>
+        <w:t>a risk that only gets mentioned once in a meeting and never written down isn't being managed at all -- naming who holds the register and who must act immediately on a severe one is what keeps a risk from being forgotten.</w:t>
+      </w:r>
+    </w:p>
+    <w:p>
+      <w:r>
+        <w:rPr>
           <w:b/>
         </w:rPr>
         <w:t xml:space="preserve">Medical Superintendent: </w:t>
       </w:r>
       <w:r>
-        <w:t>maintains the risk register, reviews it quarterly, and acts immediately on any risk flagged as high-severity rather than waiting for the quarterly cycle.</w:t>
+        <w:t>Maintains the risk register, reviews it quarterly, and acts immediately on any risk flagged as high-severity rather than waiting for the quarterly cycle.</w:t>
       </w:r>
     </w:p>
     <w:p>
@@ -251,7 +260,7 @@
         <w:t xml:space="preserve">Governing Body: </w:t>
       </w:r>
       <w:r>
-        <w:t>reviews the risk-management programme half-yearly, and is notified immediately of any high-severity risk.</w:t>
+        <w:t>Reviews the risk-management programme half-yearly, and is notified immediately of any high-severity risk.</w:t>
       </w:r>
     </w:p>
     <w:p>
@@ -262,7 +271,7 @@
         <w:t xml:space="preserve">Department / Service Heads: </w:t>
       </w:r>
       <w:r>
-        <w:t>identify and escalate risks within their area to the risk register, flagging a high-severity risk for immediate escalation rather than routine logging.</w:t>
+        <w:t>Identify and escalate risks within their area to the risk register, flagging a high-severity risk for immediate escalation rather than routine logging.</w:t>
       </w:r>
     </w:p>
     <w:p>
@@ -270,7 +279,7 @@
         <w:pStyle w:val="Heading1"/>
       </w:pPr>
       <w:r>
-        <w:t>4. Procedure</w:t>
+        <w:t>4. What to do</w:t>
       </w:r>
     </w:p>
     <w:p>
@@ -278,59 +287,28 @@
         <w:pStyle w:val="Heading2"/>
       </w:pPr>
       <w:r>
-        <w:t>4.1 Identify and register risks</w:t>
+        <w:t>Identify and register risks</w:t>
       </w:r>
     </w:p>
     <w:p>
       <w:r>
         <w:rPr>
-          <w:b/>
+          <w:i/>
         </w:rPr>
-        <w:t xml:space="preserve">Why this step matters: </w:t>
+        <w:t xml:space="preserve">Why: </w:t>
       </w:r>
       <w:r>
-        <w:t>A risk that exists only as something a department head mentioned once in a meeting is not being managed — it has to be written down, with a likelihood, an impact, and someone responsible for it.</w:t>
+        <w:t>A risk that exists only as something a department head mentioned once in a meeting is not being managed -- it has to be written down, with a likelihood, an impact, and someone responsible for it.</w:t>
       </w:r>
     </w:p>
     <w:p>
       <w:r>
-        <w:t>1. Department and service heads identify and escalate risks across clinical, operational, financial and compliance domains.</w:t>
+        <w:t>Department and service heads identify and escalate risks across clinical, operational, financial and compliance domains.</w:t>
       </w:r>
     </w:p>
     <w:p>
       <w:r>
-        <w:t>2. Each risk entry states the risk, the likelihood, the impact, the mitigation action, the responsible person and the review date. (Record 1)</w:t>
-      </w:r>
-    </w:p>
-    <w:p>
-      <w:r>
-        <w:rPr>
-          <w:b/>
-          <w:i/>
-        </w:rPr>
-        <w:t xml:space="preserve">Technical source(s) for this step: </w:t>
-      </w:r>
-    </w:p>
-    <w:p>
-      <w:pPr>
-        <w:pStyle w:val="ListParagraph"/>
-        <w:spacing w:after="240" w:before="80"/>
-        <w:contextualSpacing w:val="0"/>
-      </w:pPr>
-      <w:r>
-        <w:t xml:space="preserve">• International Organization for Standardization. (2018). </w:t>
-      </w:r>
-      <w:hyperlink r:id="rId10">
-        <w:r>
-          <w:rPr>
-            <w:color w:val="0563C1"/>
-            <w:u w:val="single"/>
-          </w:rPr>
-          <w:t>ISO 31000:2018, Risk management — Guidelines</w:t>
-        </w:r>
-      </w:hyperlink>
-      <w:r>
-        <w:t>. Referenced as the internationally recognised framework for identifying, rating and treating risk that the register fields above follow (risk statement, likelihood, impact, treatment, owner, review); SHCO accreditation does not itself require ISO 31000 certification.</w:t>
+        <w:t>Each risk entry states the risk, the likelihood, the impact, the mitigation action, the responsible person and the review date.</w:t>
       </w:r>
     </w:p>
     <w:p>
@@ -338,28 +316,28 @@
         <w:pStyle w:val="Heading2"/>
       </w:pPr>
       <w:r>
-        <w:t>4.2 Escalate a high-severity risk immediately</w:t>
+        <w:t>Escalate a high-severity risk immediately</w:t>
       </w:r>
     </w:p>
     <w:p>
       <w:r>
         <w:rPr>
-          <w:b/>
+          <w:i/>
         </w:rPr>
-        <w:t xml:space="preserve">Why this step matters: </w:t>
+        <w:t xml:space="preserve">Why: </w:t>
       </w:r>
       <w:r>
-        <w:t>A newly identified risk with a high likelihood and a severe impact — a structural defect, an equipment failure that could harm a patient — cannot wait for the next quarterly meeting to be acted on; holding it for the scheduled cycle turns proactive risk management into reactive paperwork.</w:t>
+        <w:t>A newly identified risk with a high likelihood and a severe impact -- a structural defect, an equipment failure that could harm a patient -- cannot wait for the next quarterly meeting to be acted on; holding it for the scheduled cycle turns proactive risk management into reactive paperwork.</w:t>
       </w:r>
     </w:p>
     <w:p>
       <w:r>
-        <w:t>1. A risk rated high likelihood and high (or severe) impact is escalated by the identifying department head to the Medical Superintendent the same day, not logged for the next quarterly review.</w:t>
+        <w:t>A risk rated high likelihood and high (or severe) impact is escalated by the identifying department head to the Medical Superintendent the same day, not logged for the next quarterly review.</w:t>
       </w:r>
     </w:p>
     <w:p>
       <w:r>
-        <w:t>2. The Medical Superintendent decides on immediate mitigating action and notifies the governing body without waiting for the half-yearly review. (Record 1-2)</w:t>
+        <w:t>The Medical Superintendent decides on immediate mitigating action and notifies the governing body without waiting for the half-yearly review.</w:t>
       </w:r>
     </w:p>
     <w:p>
@@ -367,28 +345,28 @@
         <w:pStyle w:val="Heading2"/>
       </w:pPr>
       <w:r>
-        <w:t>4.3 Review quarterly and half-yearly</w:t>
+        <w:t>Review quarterly and half-yearly</w:t>
       </w:r>
     </w:p>
     <w:p>
       <w:r>
         <w:rPr>
-          <w:b/>
+          <w:i/>
         </w:rPr>
-        <w:t xml:space="preserve">Why this step matters: </w:t>
+        <w:t xml:space="preserve">Why: </w:t>
       </w:r>
       <w:r>
-        <w:t>A risk register written once and never revisited stops reflecting the organisation's actual risk position within a quarter — regular review is what keeps it proactive rather than historical.</w:t>
+        <w:t>A risk register written once and never revisited stops reflecting the organisation's actual risk position within a quarter -- regular review is what keeps it proactive rather than historical.</w:t>
       </w:r>
     </w:p>
     <w:p>
       <w:r>
-        <w:t>1. The Medical Superintendent reviews the risk register quarterly.</w:t>
+        <w:t>The Medical Superintendent reviews the risk register quarterly.</w:t>
       </w:r>
     </w:p>
     <w:p>
       <w:r>
-        <w:t>2. The governing body reviews the risk-management programme half-yearly. (Record 1)</w:t>
+        <w:t>The governing body reviews the risk-management programme half-yearly.</w:t>
       </w:r>
     </w:p>
     <w:p>
@@ -396,15 +374,15 @@
         <w:pStyle w:val="Heading2"/>
       </w:pPr>
       <w:r>
-        <w:t>4.4 Connect to the strategic plan</w:t>
+        <w:t>Connect it to the strategic plan</w:t>
       </w:r>
     </w:p>
     <w:p>
       <w:r>
         <w:rPr>
-          <w:b/>
+          <w:i/>
         </w:rPr>
-        <w:t xml:space="preserve">Why this step matters: </w:t>
+        <w:t xml:space="preserve">Why: </w:t>
       </w:r>
       <w:r>
         <w:t>A risk register that never reaches the strategic plan means governance is approving plans without seeing the risks that could derail them.</w:t>
@@ -412,7 +390,7 @@
     </w:p>
     <w:p>
       <w:r>
-        <w:t>1. Risk-register items are available to the Quality Coordinator for mapping against the strategic plan (ROM.4.b, where drafted). (Record 1)</w:t>
+        <w:t>Risk-register items are made available to the Quality Coordinator for mapping against the strategic plan, where one has been drafted.</w:t>
       </w:r>
     </w:p>
     <w:p>
@@ -433,7 +411,7 @@
         <w:pStyle w:val="Heading1"/>
       </w:pPr>
       <w:r>
-        <w:t>6. Related Documents</w:t>
+        <w:t>6. Related SOPs</w:t>
       </w:r>
     </w:p>
     <w:p>
@@ -441,7 +419,54 @@
         <w:pStyle w:val="ListParagraph"/>
       </w:pPr>
       <w:r>
-        <w:t>Policy on Risk Management, System-Failure Reporting and Outsourced Services (ROM.4) — this SOP operationalises step 5.1</w:t>
+        <w:t>Policy on Risk Management, System-Failure Reporting and Outsourced Services (ROM.4)</w:t>
+      </w:r>
+    </w:p>
+    <w:p>
+      <w:pPr>
+        <w:pStyle w:val="Heading1"/>
+      </w:pPr>
+      <w:r>
+        <w:t>7. Review</w:t>
+      </w:r>
+    </w:p>
+    <w:p>
+      <w:r>
+        <w:t>This SOP is reviewed at least annually by the Quality Coordinator together with the Medical Superintendent, and sooner after a significant risk event or a high-severity risk escalation.</w:t>
+      </w:r>
+    </w:p>
+    <w:p>
+      <w:r>
+        <w:br w:type="page"/>
+      </w:r>
+    </w:p>
+    <w:p>
+      <w:pPr>
+        <w:pStyle w:val="Heading1"/>
+      </w:pPr>
+      <w:r>
+        <w:t>Appendix — NABH Standard Cross-Reference and Evidence Basis</w:t>
+      </w:r>
+    </w:p>
+    <w:p>
+      <w:r>
+        <w:t>For the Quality Coordinator and NABH assessment use only. The reasoning and real-world triggers for each requirement are already in the body above -- this appendix adds only what the body deliberately leaves out: the exact objective-element code, how this SOP's scope is kept separate from neighbouring standards, and the verified technical source for anything cited.</w:t>
+      </w:r>
+    </w:p>
+    <w:p>
+      <w:pPr>
+        <w:pStyle w:val="Heading2"/>
+      </w:pPr>
+      <w:r>
+        <w:t>Identify and register risks — ROM.4.a</w:t>
+      </w:r>
+    </w:p>
+    <w:p>
+      <w:r>
+        <w:rPr>
+          <w:i/>
+        </w:rPr>
+        <w:t>Verified source(s):</w:t>
       </w:r>
     </w:p>
     <w:p>
@@ -449,27 +474,83 @@
         <w:pStyle w:val="ListParagraph"/>
       </w:pPr>
       <w:r>
-        <w:t>Required Records — ROM.4.a (see ROM.4 Records folder)</w:t>
+        <w:t xml:space="preserve">• </w:t>
+      </w:r>
+      <w:r>
+        <w:t xml:space="preserve">International Organization for Standardization. (2018). </w:t>
+      </w:r>
+      <w:hyperlink r:id="rId9">
+        <w:r>
+          <w:rPr>
+            <w:color w:val="0563C1"/>
+            <w:u w:val="single"/>
+          </w:rPr>
+          <w:t>ISO 31000:2018, Risk management — Guidelines</w:t>
+        </w:r>
+      </w:hyperlink>
+      <w:r>
+        <w:t>. Internationally recognised framework for identifying, rating and treating risk that the register fields follow; SHCO accreditation does not itself require ISO 31000 certification.</w:t>
       </w:r>
     </w:p>
     <w:p>
       <w:pPr>
-        <w:pStyle w:val="Heading1"/>
+        <w:pStyle w:val="Heading2"/>
       </w:pPr>
       <w:r>
-        <w:t>7. Where This SOP's Requirements Come From (Verified Sources)</w:t>
+        <w:t>Escalate a high-severity risk immediately — ROM.4.a</w:t>
+      </w:r>
+    </w:p>
+    <w:p>
+      <w:pPr>
+        <w:pStyle w:val="Heading2"/>
+      </w:pPr>
+      <w:r>
+        <w:t>Review quarterly and half-yearly — ROM.4.a</w:t>
+      </w:r>
+    </w:p>
+    <w:p>
+      <w:pPr>
+        <w:pStyle w:val="Heading2"/>
+      </w:pPr>
+      <w:r>
+        <w:t>Connect it to the strategic plan — ROM.4.a</w:t>
+      </w:r>
+    </w:p>
+    <w:p>
+      <w:r>
+        <w:rPr>
+          <w:i/>
+        </w:rPr>
+        <w:t>Boundary with other standards:</w:t>
       </w:r>
     </w:p>
     <w:p>
       <w:pPr>
         <w:pStyle w:val="ListParagraph"/>
-        <w:spacing w:after="240" w:before="80"/>
-        <w:contextualSpacing w:val="0"/>
       </w:pPr>
       <w:r>
-        <w:t xml:space="preserve">• National Accreditation Board for Hospitals and Healthcare Providers. (2022). Standards for Small Healthcare Organisations (3rd ed.). </w:t>
+        <w:t>• Strategic-plan mapping traces to ROM.4.b, where drafted -- this step only owns that the risk data is made available to it.</w:t>
       </w:r>
-      <w:hyperlink r:id="rId9">
+    </w:p>
+    <w:p>
+      <w:pPr>
+        <w:pStyle w:val="Heading2"/>
+      </w:pPr>
+      <w:r>
+        <w:t>Full reference list</w:t>
+      </w:r>
+    </w:p>
+    <w:p>
+      <w:pPr>
+        <w:pStyle w:val="ListParagraph"/>
+      </w:pPr>
+      <w:r>
+        <w:t xml:space="preserve">• </w:t>
+      </w:r>
+      <w:r>
+        <w:t xml:space="preserve">National Accreditation Board for Hospitals and Healthcare Providers. (2022). Standards for Small Healthcare Organisations (3rd ed.). </w:t>
+      </w:r>
+      <w:hyperlink r:id="rId10">
         <w:r>
           <w:rPr>
             <w:color w:val="0563C1"/>
@@ -484,15 +565,25 @@
     </w:p>
     <w:p>
       <w:pPr>
-        <w:pStyle w:val="Heading1"/>
+        <w:pStyle w:val="ListParagraph"/>
       </w:pPr>
       <w:r>
-        <w:t>8. Review</w:t>
+        <w:t xml:space="preserve">• </w:t>
       </w:r>
-    </w:p>
-    <w:p>
       <w:r>
-        <w:t>This SOP is reviewed at least annually by the Quality Coordinator together with the Medical Superintendent, and sooner after a significant risk event or a high-severity risk escalation.</w:t>
+        <w:t xml:space="preserve">International Organization for Standardization. (2018). </w:t>
+      </w:r>
+      <w:hyperlink r:id="rId9">
+        <w:r>
+          <w:rPr>
+            <w:color w:val="0563C1"/>
+            <w:u w:val="single"/>
+          </w:rPr>
+          <w:t>ISO 31000:2018, Risk management — Guidelines</w:t>
+        </w:r>
+      </w:hyperlink>
+      <w:r>
+        <w:t>.</w:t>
       </w:r>
     </w:p>
     <w:sectPr>

--- a/policies/build/sop_record_masters/ROM/SOP_ROM.4.a_risk_management.docx
+++ b/policies/build/sop_record_masters/ROM/SOP_ROM.4.a_risk_management.docx
@@ -208,12 +208,6 @@
     </w:p>
     <w:p>
       <w:r>
-        <w:rPr>
-          <w:i/>
-        </w:rPr>
-        <w:t xml:space="preserve">Why: </w:t>
-      </w:r>
-      <w:r>
         <w:t>so every department head who spots a risk -- not just the Medical Superintendent -- knows this is theirs to raise, and knows a serious one doesn't wait for a meeting.</w:t>
       </w:r>
     </w:p>
@@ -231,12 +225,6 @@
       </w:r>
     </w:p>
     <w:p>
-      <w:r>
-        <w:rPr>
-          <w:i/>
-        </w:rPr>
-        <w:t xml:space="preserve">Why: </w:t>
-      </w:r>
       <w:r>
         <w:t>a risk that only gets mentioned once in a meeting and never written down isn't being managed at all -- naming who holds the register and who must act immediately on a severe one is what keeps a risk from being forgotten.</w:t>
       </w:r>
@@ -292,12 +280,6 @@
     </w:p>
     <w:p>
       <w:r>
-        <w:rPr>
-          <w:i/>
-        </w:rPr>
-        <w:t xml:space="preserve">Why: </w:t>
-      </w:r>
-      <w:r>
         <w:t>A risk that exists only as something a department head mentioned once in a meeting is not being managed -- it has to be written down, with a likelihood, an impact, and someone responsible for it.</w:t>
       </w:r>
     </w:p>
@@ -320,12 +302,6 @@
       </w:r>
     </w:p>
     <w:p>
-      <w:r>
-        <w:rPr>
-          <w:i/>
-        </w:rPr>
-        <w:t xml:space="preserve">Why: </w:t>
-      </w:r>
       <w:r>
         <w:t>A newly identified risk with a high likelihood and a severe impact -- a structural defect, an equipment failure that could harm a patient -- cannot wait for the next quarterly meeting to be acted on; holding it for the scheduled cycle turns proactive risk management into reactive paperwork.</w:t>
       </w:r>
@@ -350,12 +326,6 @@
     </w:p>
     <w:p>
       <w:r>
-        <w:rPr>
-          <w:i/>
-        </w:rPr>
-        <w:t xml:space="preserve">Why: </w:t>
-      </w:r>
-      <w:r>
         <w:t>A risk register written once and never revisited stops reflecting the organisation's actual risk position within a quarter -- regular review is what keeps it proactive rather than historical.</w:t>
       </w:r>
     </w:p>
@@ -378,12 +348,6 @@
       </w:r>
     </w:p>
     <w:p>
-      <w:r>
-        <w:rPr>
-          <w:i/>
-        </w:rPr>
-        <w:t xml:space="preserve">Why: </w:t>
-      </w:r>
       <w:r>
         <w:t>A risk register that never reaches the strategic plan means governance is approving plans without seeing the risks that could derail them.</w:t>
       </w:r>

--- a/policies/build/sop_record_masters/ROM/SOP_ROM.4.a_risk_management.docx
+++ b/policies/build/sop_record_masters/ROM/SOP_ROM.4.a_risk_management.docx
@@ -290,7 +290,37 @@
     </w:p>
     <w:p>
       <w:r>
-        <w:t>Each risk entry states the risk, the likelihood, the impact, the mitigation action, the responsible person and the review date.</w:t>
+        <w:t>Each risk entry records six things:</w:t>
+      </w:r>
+    </w:p>
+    <w:p>
+      <w:r>
+        <w:t>1. The risk itself, in plain words.</w:t>
+      </w:r>
+    </w:p>
+    <w:p>
+      <w:r>
+        <w:t>2. Its likelihood.</w:t>
+      </w:r>
+    </w:p>
+    <w:p>
+      <w:r>
+        <w:t>3. Its impact.</w:t>
+      </w:r>
+    </w:p>
+    <w:p>
+      <w:r>
+        <w:t>4. The mitigation action.</w:t>
+      </w:r>
+    </w:p>
+    <w:p>
+      <w:r>
+        <w:t>5. The person responsible for it.</w:t>
+      </w:r>
+    </w:p>
+    <w:p>
+      <w:r>
+        <w:t>6. The review date.</w:t>
       </w:r>
     </w:p>
     <w:p>
